--- a/skills/legal-os-litigation/assets/templates/劳动人事争议仲裁申请书_标准模板.docx
+++ b/skills/legal-os-litigation/assets/templates/劳动人事争议仲裁申请书_标准模板.docx
@@ -169,7 +169,7 @@
         <w:rPr>
           <w:rFonts w:ascii="仿宋_GB2312" w:hAnsi="仿宋_GB2312" w:eastAsia="仿宋_GB2312"/>
         </w:rPr>
-        <w:t>裁决被申请人向申请人支付〔款项或待遇性质〕人民币〔金额〕元；</w:t>
+        <w:t>〔必填：明确、可执行的仲裁请求，并列明请求金额、期间或计算方式〕</w:t>
       </w:r>
     </w:p>
     <w:p>
@@ -184,7 +184,7 @@
         <w:rPr>
           <w:rFonts w:ascii="仿宋_GB2312" w:hAnsi="仿宋_GB2312" w:eastAsia="仿宋_GB2312"/>
         </w:rPr>
-        <w:t>裁决被申请人承担〔其他与本案实际争议相对应的责任〕；</w:t>
+        <w:t>〔如有请填写：与当前劳动争议直接相关的其他责任请求；无则删除本项〕</w:t>
       </w:r>
     </w:p>
     <w:p>
@@ -199,7 +199,7 @@
         <w:rPr>
           <w:rFonts w:ascii="仿宋_GB2312" w:hAnsi="仿宋_GB2312" w:eastAsia="仿宋_GB2312"/>
         </w:rPr>
-        <w:t>其他：〔根据案件实际填写，无则删除〕。</w:t>
+        <w:t>〔如有请填写：其他已核验且为完成当前请求所必要的仲裁请求；无则删除本项〕</w:t>
       </w:r>
     </w:p>
     <w:p>
@@ -231,7 +231,7 @@
         <w:rPr>
           <w:rFonts w:ascii="仿宋_GB2312" w:hAnsi="仿宋_GB2312" w:eastAsia="仿宋_GB2312"/>
         </w:rPr>
-        <w:t>〔写明劳动关系、岗位、履行期间及争议发生经过；事实必须与现有材料一致。〕</w:t>
+        <w:t>〔填写：劳动关系、岗位或工作内容、履行期间和争议发生经过；仅写已核验事实。〕</w:t>
       </w:r>
     </w:p>
     <w:p>
@@ -242,7 +242,7 @@
         <w:rPr>
           <w:rFonts w:ascii="仿宋_GB2312" w:hAnsi="仿宋_GB2312" w:eastAsia="仿宋_GB2312"/>
         </w:rPr>
-        <w:t>〔按仲裁请求逐项说明责任基础、期间、计算口径和金额，并处理时效等必要程序问题。〕</w:t>
+        <w:t>〔填写：按各项仲裁请求列明责任基础、期间、计算口径、金额及必须说明的程序事项；法律依据仅填写已核验且直接相关的依据。〕</w:t>
       </w:r>
     </w:p>
     <w:p>
@@ -253,7 +253,7 @@
         <w:rPr>
           <w:rFonts w:ascii="仿宋_GB2312" w:hAnsi="仿宋_GB2312" w:eastAsia="仿宋_GB2312"/>
         </w:rPr>
-        <w:t>〔根据本案实际争点增删分项，不机械套用示例；证据名称、编号、页码和证明事项另见同步生成的证据目录。〕</w:t>
+        <w:t>〔填写：各项请求对应的必要事实、证据与法律依据；证据编号、名称、页码和证明事项另见同步生成的证据目录。〕</w:t>
       </w:r>
     </w:p>
     <w:p>
@@ -264,7 +264,7 @@
         <w:rPr>
           <w:rFonts w:ascii="仿宋_GB2312" w:hAnsi="仿宋_GB2312" w:eastAsia="仿宋_GB2312"/>
         </w:rPr>
-        <w:t>综上，请求贵委依法支持申请人的仲裁请求。</w:t>
+        <w:t>〔填写：归纳已核验事实、证据和法律依据与各项仲裁请求的对应关系。〕</w:t>
       </w:r>
     </w:p>
     <w:p>
